--- a/6-G-6/3-week-3/4-worksheet/Computer Worksheet G6 W3.docx
+++ b/6-G-6/3-week-3/4-worksheet/Computer Worksheet G6 W3.docx
@@ -344,21 +344,13 @@
             <w:pPr>
               <w:jc w:val="center"/>
               <w:rPr>
-                <w:rFonts w:asciiTheme="minorBidi" w:hAnsiTheme="minorBidi"/>
-                <w:b/>
-                <w:bCs/>
-                <w:lang w:val="en-GB"/>
+                <w:rFonts w:asciiTheme="minorBidi" w:hAnsiTheme="minorBidi" w:hint="cs"/>
+                <w:b/>
+                <w:bCs/>
+                <w:rtl/>
+                <w:lang w:val="en-GB" w:bidi="ar-EG"/>
               </w:rPr>
             </w:pPr>
-            <w:r>
-              <w:rPr>
-                <w:rFonts w:asciiTheme="minorBidi" w:hAnsiTheme="minorBidi"/>
-                <w:b/>
-                <w:bCs/>
-                <w:lang w:val="en-GB"/>
-              </w:rPr>
-              <w:t>2</w:t>
-            </w:r>
           </w:p>
         </w:tc>
       </w:tr>
@@ -562,7 +554,6 @@
         <w:spacing w:line="480" w:lineRule="auto"/>
         <w:jc w:val="right"/>
         <w:rPr>
-          <w:rFonts w:hint="cs"/>
           <w:bCs/>
           <w:sz w:val="36"/>
           <w:szCs w:val="36"/>
@@ -572,239 +563,20 @@
       </w:pPr>
       <w:r>
         <w:rPr>
-          <w:rFonts w:hint="cs"/>
+          <w:b/>
           <w:bCs/>
           <w:noProof/>
-          <w:sz w:val="36"/>
-          <w:szCs w:val="36"/>
-          <w:lang w:bidi="ar-EG"/>
         </w:rPr>
         <mc:AlternateContent>
           <mc:Choice Requires="wps">
             <w:drawing>
-              <wp:anchor distT="0" distB="0" distL="114300" distR="114300" simplePos="0" relativeHeight="251663360" behindDoc="0" locked="0" layoutInCell="1" allowOverlap="1" wp14:anchorId="46D18313" wp14:editId="7DE3116D">
-                <wp:simplePos x="0" y="0"/>
-                <wp:positionH relativeFrom="column">
-                  <wp:posOffset>1384300</wp:posOffset>
-                </wp:positionH>
-                <wp:positionV relativeFrom="paragraph">
-                  <wp:posOffset>1189990</wp:posOffset>
-                </wp:positionV>
-                <wp:extent cx="0" cy="3422650"/>
-                <wp:effectExtent l="76200" t="19050" r="76200" b="82550"/>
-                <wp:wrapNone/>
-                <wp:docPr id="1365249143" name="Straight Connector 3"/>
-                <wp:cNvGraphicFramePr/>
-                <a:graphic xmlns:a="http://schemas.openxmlformats.org/drawingml/2006/main">
-                  <a:graphicData uri="http://schemas.microsoft.com/office/word/2010/wordprocessingShape">
-                    <wps:wsp>
-                      <wps:cNvCnPr/>
-                      <wps:spPr>
-                        <a:xfrm flipH="1">
-                          <a:off x="0" y="0"/>
-                          <a:ext cx="0" cy="3422650"/>
-                        </a:xfrm>
-                        <a:prstGeom prst="line">
-                          <a:avLst/>
-                        </a:prstGeom>
-                      </wps:spPr>
-                      <wps:style>
-                        <a:lnRef idx="3">
-                          <a:schemeClr val="dk1"/>
-                        </a:lnRef>
-                        <a:fillRef idx="0">
-                          <a:schemeClr val="dk1"/>
-                        </a:fillRef>
-                        <a:effectRef idx="2">
-                          <a:schemeClr val="dk1"/>
-                        </a:effectRef>
-                        <a:fontRef idx="minor">
-                          <a:schemeClr val="tx1"/>
-                        </a:fontRef>
-                      </wps:style>
-                      <wps:bodyPr/>
-                    </wps:wsp>
-                  </a:graphicData>
-                </a:graphic>
-                <wp14:sizeRelH relativeFrom="margin">
-                  <wp14:pctWidth>0</wp14:pctWidth>
-                </wp14:sizeRelH>
-                <wp14:sizeRelV relativeFrom="margin">
-                  <wp14:pctHeight>0</wp14:pctHeight>
-                </wp14:sizeRelV>
-              </wp:anchor>
-            </w:drawing>
-          </mc:Choice>
-          <mc:Fallback>
-            <w:pict>
-              <v:line w14:anchorId="1F3C32D8" id="Straight Connector 3" o:spid="_x0000_s1026" style="position:absolute;left:0;text-align:left;flip:x;z-index:251663360;visibility:visible;mso-wrap-style:square;mso-width-percent:0;mso-height-percent:0;mso-wrap-distance-left:9pt;mso-wrap-distance-top:0;mso-wrap-distance-right:9pt;mso-wrap-distance-bottom:0;mso-position-horizontal:absolute;mso-position-horizontal-relative:text;mso-position-vertical:absolute;mso-position-vertical-relative:text;mso-width-percent:0;mso-height-percent:0;mso-width-relative:margin;mso-height-relative:margin" from="109pt,93.7pt" to="109pt,363.2pt" o:gfxdata="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" strokecolor="black [3200]" strokeweight="3pt">
-                <v:shadow on="t" color="black" opacity="22937f" origin=",.5" offset="0,.63889mm"/>
-              </v:line>
-            </w:pict>
-          </mc:Fallback>
-        </mc:AlternateContent>
-      </w:r>
-      <w:r>
-        <w:rPr>
-          <w:rFonts w:hint="cs"/>
-          <w:bCs/>
-          <w:noProof/>
-          <w:sz w:val="36"/>
-          <w:szCs w:val="36"/>
-          <w:lang w:bidi="ar-EG"/>
-        </w:rPr>
-        <mc:AlternateContent>
-          <mc:Choice Requires="wps">
-            <w:drawing>
-              <wp:anchor distT="0" distB="0" distL="114300" distR="114300" simplePos="0" relativeHeight="251665408" behindDoc="0" locked="0" layoutInCell="1" allowOverlap="1" wp14:anchorId="3EDB2A80" wp14:editId="525A5C3B">
-                <wp:simplePos x="0" y="0"/>
-                <wp:positionH relativeFrom="column">
-                  <wp:posOffset>2000250</wp:posOffset>
-                </wp:positionH>
-                <wp:positionV relativeFrom="paragraph">
-                  <wp:posOffset>650240</wp:posOffset>
-                </wp:positionV>
-                <wp:extent cx="2857500" cy="0"/>
-                <wp:effectExtent l="57150" t="38100" r="57150" b="95250"/>
-                <wp:wrapNone/>
-                <wp:docPr id="1795341992" name="Straight Connector 3"/>
-                <wp:cNvGraphicFramePr/>
-                <a:graphic xmlns:a="http://schemas.openxmlformats.org/drawingml/2006/main">
-                  <a:graphicData uri="http://schemas.microsoft.com/office/word/2010/wordprocessingShape">
-                    <wps:wsp>
-                      <wps:cNvCnPr/>
-                      <wps:spPr>
-                        <a:xfrm>
-                          <a:off x="0" y="0"/>
-                          <a:ext cx="2857500" cy="0"/>
-                        </a:xfrm>
-                        <a:prstGeom prst="line">
-                          <a:avLst/>
-                        </a:prstGeom>
-                      </wps:spPr>
-                      <wps:style>
-                        <a:lnRef idx="3">
-                          <a:schemeClr val="dk1"/>
-                        </a:lnRef>
-                        <a:fillRef idx="0">
-                          <a:schemeClr val="dk1"/>
-                        </a:fillRef>
-                        <a:effectRef idx="2">
-                          <a:schemeClr val="dk1"/>
-                        </a:effectRef>
-                        <a:fontRef idx="minor">
-                          <a:schemeClr val="tx1"/>
-                        </a:fontRef>
-                      </wps:style>
-                      <wps:bodyPr/>
-                    </wps:wsp>
-                  </a:graphicData>
-                </a:graphic>
-              </wp:anchor>
-            </w:drawing>
-          </mc:Choice>
-          <mc:Fallback>
-            <w:pict>
-              <v:line w14:anchorId="6599CE3E" id="Straight Connector 3" o:spid="_x0000_s1026" style="position:absolute;left:0;text-align:left;z-index:251665408;visibility:visible;mso-wrap-style:square;mso-wrap-distance-left:9pt;mso-wrap-distance-top:0;mso-wrap-distance-right:9pt;mso-wrap-distance-bottom:0;mso-position-horizontal:absolute;mso-position-horizontal-relative:text;mso-position-vertical:absolute;mso-position-vertical-relative:text" from="157.5pt,51.2pt" to="382.5pt,51.2pt" o:gfxdata="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" strokecolor="black [3200]" strokeweight="3pt">
-                <v:shadow on="t" color="black" opacity="22937f" origin=",.5" offset="0,.63889mm"/>
-              </v:line>
-            </w:pict>
-          </mc:Fallback>
-        </mc:AlternateContent>
-      </w:r>
-      <w:r>
-        <w:rPr>
-          <w:rFonts w:hint="cs"/>
-          <w:bCs/>
-          <w:noProof/>
-          <w:sz w:val="36"/>
-          <w:szCs w:val="36"/>
-          <w:lang w:bidi="ar-EG"/>
-        </w:rPr>
-        <w:drawing>
-          <wp:anchor distT="0" distB="0" distL="114300" distR="114300" simplePos="0" relativeHeight="251659264" behindDoc="0" locked="0" layoutInCell="1" allowOverlap="1" wp14:anchorId="51A61D10" wp14:editId="0B20722B">
-            <wp:simplePos x="0" y="0"/>
-            <wp:positionH relativeFrom="column">
-              <wp:posOffset>2012315</wp:posOffset>
-            </wp:positionH>
-            <wp:positionV relativeFrom="paragraph">
-              <wp:posOffset>1082040</wp:posOffset>
-            </wp:positionV>
-            <wp:extent cx="2755019" cy="3681711"/>
-            <wp:effectExtent l="0" t="0" r="7620" b="0"/>
-            <wp:wrapNone/>
-            <wp:docPr id="1248111553" name="Picture 2"/>
-            <wp:cNvGraphicFramePr>
-              <a:graphicFrameLocks xmlns:a="http://schemas.openxmlformats.org/drawingml/2006/main" noChangeAspect="1"/>
-            </wp:cNvGraphicFramePr>
-            <a:graphic xmlns:a="http://schemas.openxmlformats.org/drawingml/2006/main">
-              <a:graphicData uri="http://schemas.openxmlformats.org/drawingml/2006/picture">
-                <pic:pic xmlns:pic="http://schemas.openxmlformats.org/drawingml/2006/picture">
-                  <pic:nvPicPr>
-                    <pic:cNvPr id="0" name="Picture 2"/>
-                    <pic:cNvPicPr>
-                      <a:picLocks noChangeAspect="1" noChangeArrowheads="1"/>
-                    </pic:cNvPicPr>
-                  </pic:nvPicPr>
-                  <pic:blipFill rotWithShape="1">
-                    <a:blip r:embed="rId8" cstate="print">
-                      <a:extLst>
-                        <a:ext uri="{28A0092B-C50C-407E-A947-70E740481C1C}">
-                          <a14:useLocalDpi xmlns:a14="http://schemas.microsoft.com/office/drawing/2010/main" val="0"/>
-                        </a:ext>
-                      </a:extLst>
-                    </a:blip>
-                    <a:srcRect l="16566" t="5210" r="16021" b="4702"/>
-                    <a:stretch>
-                      <a:fillRect/>
-                    </a:stretch>
-                  </pic:blipFill>
-                  <pic:spPr bwMode="auto">
-                    <a:xfrm>
-                      <a:off x="0" y="0"/>
-                      <a:ext cx="2755019" cy="3681711"/>
-                    </a:xfrm>
-                    <a:prstGeom prst="rect">
-                      <a:avLst/>
-                    </a:prstGeom>
-                    <a:noFill/>
-                    <a:ln>
-                      <a:noFill/>
-                    </a:ln>
-                    <a:extLst>
-                      <a:ext uri="{53640926-AAD7-44D8-BBD7-CCE9431645EC}">
-                        <a14:shadowObscured xmlns:a14="http://schemas.microsoft.com/office/drawing/2010/main"/>
-                      </a:ext>
-                    </a:extLst>
-                  </pic:spPr>
-                </pic:pic>
-              </a:graphicData>
-            </a:graphic>
-            <wp14:sizeRelH relativeFrom="margin">
-              <wp14:pctWidth>0</wp14:pctWidth>
-            </wp14:sizeRelH>
-            <wp14:sizeRelV relativeFrom="margin">
-              <wp14:pctHeight>0</wp14:pctHeight>
-            </wp14:sizeRelV>
-          </wp:anchor>
-        </w:drawing>
-      </w:r>
-      <w:r>
-        <w:rPr>
-          <w:b/>
-          <w:bCs/>
-          <w:noProof/>
-        </w:rPr>
-        <mc:AlternateContent>
-          <mc:Choice Requires="wps">
-            <w:drawing>
-              <wp:anchor distT="45720" distB="45720" distL="114300" distR="114300" simplePos="0" relativeHeight="251651072" behindDoc="0" locked="0" layoutInCell="1" allowOverlap="1" wp14:anchorId="3652A927" wp14:editId="7CE1A1A3">
+              <wp:anchor distT="45720" distB="45720" distL="114300" distR="114300" simplePos="0" relativeHeight="251651072" behindDoc="0" locked="0" layoutInCell="1" allowOverlap="1" wp14:anchorId="3652A927" wp14:editId="70A26504">
                 <wp:simplePos x="0" y="0"/>
                 <wp:positionH relativeFrom="column">
                   <wp:posOffset>1938020</wp:posOffset>
                 </wp:positionH>
                 <wp:positionV relativeFrom="paragraph">
-                  <wp:posOffset>5001260</wp:posOffset>
+                  <wp:posOffset>5033736</wp:posOffset>
                 </wp:positionV>
                 <wp:extent cx="2743200" cy="1404620"/>
                 <wp:effectExtent l="0" t="0" r="19050" b="27940"/>
@@ -886,7 +658,7 @@
                 <v:stroke joinstyle="miter"/>
                 <v:path gradientshapeok="t" o:connecttype="rect"/>
               </v:shapetype>
-              <v:shape id="Text Box 2" o:spid="_x0000_s1026" type="#_x0000_t202" style="position:absolute;margin-left:152.6pt;margin-top:393.8pt;width:3in;height:110.6pt;z-index:251651072;visibility:visible;mso-wrap-style:square;mso-width-percent:0;mso-height-percent:200;mso-wrap-distance-left:9pt;mso-wrap-distance-top:3.6pt;mso-wrap-distance-right:9pt;mso-wrap-distance-bottom:3.6pt;mso-position-horizontal:absolute;mso-position-horizontal-relative:text;mso-position-vertical:absolute;mso-position-vertical-relative:text;mso-width-percent:0;mso-height-percent:200;mso-width-relative:margin;mso-height-relative:margin;v-text-anchor:top" o:gfxdata="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">
+              <v:shape id="Text Box 2" o:spid="_x0000_s1026" type="#_x0000_t202" style="position:absolute;margin-left:152.6pt;margin-top:396.35pt;width:3in;height:110.6pt;z-index:251651072;visibility:visible;mso-wrap-style:square;mso-width-percent:0;mso-height-percent:200;mso-wrap-distance-left:9pt;mso-wrap-distance-top:3.6pt;mso-wrap-distance-right:9pt;mso-wrap-distance-bottom:3.6pt;mso-position-horizontal:absolute;mso-position-horizontal-relative:text;mso-position-vertical:absolute;mso-position-vertical-relative:text;mso-width-percent:0;mso-height-percent:200;mso-width-relative:margin;mso-height-relative:margin;v-text-anchor:top" o:gfxdata="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">
                 <v:textbox style="mso-fit-shape-to-text:t">
                   <w:txbxContent>
                     <w:p>
@@ -917,6 +689,225 @@
             </w:pict>
           </mc:Fallback>
         </mc:AlternateContent>
+      </w:r>
+      <w:r>
+        <w:rPr>
+          <w:rFonts w:hint="cs"/>
+          <w:bCs/>
+          <w:noProof/>
+          <w:sz w:val="36"/>
+          <w:szCs w:val="36"/>
+          <w:lang w:bidi="ar-EG"/>
+        </w:rPr>
+        <mc:AlternateContent>
+          <mc:Choice Requires="wps">
+            <w:drawing>
+              <wp:anchor distT="0" distB="0" distL="114300" distR="114300" simplePos="0" relativeHeight="251663360" behindDoc="0" locked="0" layoutInCell="1" allowOverlap="1" wp14:anchorId="46D18313" wp14:editId="7DE3116D">
+                <wp:simplePos x="0" y="0"/>
+                <wp:positionH relativeFrom="column">
+                  <wp:posOffset>1384300</wp:posOffset>
+                </wp:positionH>
+                <wp:positionV relativeFrom="paragraph">
+                  <wp:posOffset>1189990</wp:posOffset>
+                </wp:positionV>
+                <wp:extent cx="0" cy="3422650"/>
+                <wp:effectExtent l="76200" t="19050" r="76200" b="82550"/>
+                <wp:wrapNone/>
+                <wp:docPr id="1365249143" name="Straight Connector 3"/>
+                <wp:cNvGraphicFramePr/>
+                <a:graphic xmlns:a="http://schemas.openxmlformats.org/drawingml/2006/main">
+                  <a:graphicData uri="http://schemas.microsoft.com/office/word/2010/wordprocessingShape">
+                    <wps:wsp>
+                      <wps:cNvCnPr/>
+                      <wps:spPr>
+                        <a:xfrm flipH="1">
+                          <a:off x="0" y="0"/>
+                          <a:ext cx="0" cy="3422650"/>
+                        </a:xfrm>
+                        <a:prstGeom prst="line">
+                          <a:avLst/>
+                        </a:prstGeom>
+                      </wps:spPr>
+                      <wps:style>
+                        <a:lnRef idx="3">
+                          <a:schemeClr val="dk1"/>
+                        </a:lnRef>
+                        <a:fillRef idx="0">
+                          <a:schemeClr val="dk1"/>
+                        </a:fillRef>
+                        <a:effectRef idx="2">
+                          <a:schemeClr val="dk1"/>
+                        </a:effectRef>
+                        <a:fontRef idx="minor">
+                          <a:schemeClr val="tx1"/>
+                        </a:fontRef>
+                      </wps:style>
+                      <wps:bodyPr/>
+                    </wps:wsp>
+                  </a:graphicData>
+                </a:graphic>
+                <wp14:sizeRelH relativeFrom="margin">
+                  <wp14:pctWidth>0</wp14:pctWidth>
+                </wp14:sizeRelH>
+                <wp14:sizeRelV relativeFrom="margin">
+                  <wp14:pctHeight>0</wp14:pctHeight>
+                </wp14:sizeRelV>
+              </wp:anchor>
+            </w:drawing>
+          </mc:Choice>
+          <mc:Fallback>
+            <w:pict>
+              <v:line w14:anchorId="4F0F6CA3" id="Straight Connector 3" o:spid="_x0000_s1026" style="position:absolute;left:0;text-align:left;flip:x;z-index:251663360;visibility:visible;mso-wrap-style:square;mso-width-percent:0;mso-height-percent:0;mso-wrap-distance-left:9pt;mso-wrap-distance-top:0;mso-wrap-distance-right:9pt;mso-wrap-distance-bottom:0;mso-position-horizontal:absolute;mso-position-horizontal-relative:text;mso-position-vertical:absolute;mso-position-vertical-relative:text;mso-width-percent:0;mso-height-percent:0;mso-width-relative:margin;mso-height-relative:margin" from="109pt,93.7pt" to="109pt,363.2pt" o:gfxdata="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" strokecolor="black [3200]" strokeweight="3pt">
+                <v:shadow on="t" color="black" opacity="22937f" origin=",.5" offset="0,.63889mm"/>
+              </v:line>
+            </w:pict>
+          </mc:Fallback>
+        </mc:AlternateContent>
+      </w:r>
+      <w:r>
+        <w:rPr>
+          <w:rFonts w:hint="cs"/>
+          <w:bCs/>
+          <w:noProof/>
+          <w:sz w:val="36"/>
+          <w:szCs w:val="36"/>
+          <w:lang w:bidi="ar-EG"/>
+        </w:rPr>
+        <mc:AlternateContent>
+          <mc:Choice Requires="wps">
+            <w:drawing>
+              <wp:anchor distT="0" distB="0" distL="114300" distR="114300" simplePos="0" relativeHeight="251665408" behindDoc="0" locked="0" layoutInCell="1" allowOverlap="1" wp14:anchorId="3EDB2A80" wp14:editId="525A5C3B">
+                <wp:simplePos x="0" y="0"/>
+                <wp:positionH relativeFrom="column">
+                  <wp:posOffset>2000250</wp:posOffset>
+                </wp:positionH>
+                <wp:positionV relativeFrom="paragraph">
+                  <wp:posOffset>650240</wp:posOffset>
+                </wp:positionV>
+                <wp:extent cx="2857500" cy="0"/>
+                <wp:effectExtent l="57150" t="38100" r="57150" b="95250"/>
+                <wp:wrapNone/>
+                <wp:docPr id="1795341992" name="Straight Connector 3"/>
+                <wp:cNvGraphicFramePr/>
+                <a:graphic xmlns:a="http://schemas.openxmlformats.org/drawingml/2006/main">
+                  <a:graphicData uri="http://schemas.microsoft.com/office/word/2010/wordprocessingShape">
+                    <wps:wsp>
+                      <wps:cNvCnPr/>
+                      <wps:spPr>
+                        <a:xfrm>
+                          <a:off x="0" y="0"/>
+                          <a:ext cx="2857500" cy="0"/>
+                        </a:xfrm>
+                        <a:prstGeom prst="line">
+                          <a:avLst/>
+                        </a:prstGeom>
+                      </wps:spPr>
+                      <wps:style>
+                        <a:lnRef idx="3">
+                          <a:schemeClr val="dk1"/>
+                        </a:lnRef>
+                        <a:fillRef idx="0">
+                          <a:schemeClr val="dk1"/>
+                        </a:fillRef>
+                        <a:effectRef idx="2">
+                          <a:schemeClr val="dk1"/>
+                        </a:effectRef>
+                        <a:fontRef idx="minor">
+                          <a:schemeClr val="tx1"/>
+                        </a:fontRef>
+                      </wps:style>
+                      <wps:bodyPr/>
+                    </wps:wsp>
+                  </a:graphicData>
+                </a:graphic>
+              </wp:anchor>
+            </w:drawing>
+          </mc:Choice>
+          <mc:Fallback>
+            <w:pict>
+              <v:line w14:anchorId="0D27C410" id="Straight Connector 3" o:spid="_x0000_s1026" style="position:absolute;left:0;text-align:left;z-index:251665408;visibility:visible;mso-wrap-style:square;mso-wrap-distance-left:9pt;mso-wrap-distance-top:0;mso-wrap-distance-right:9pt;mso-wrap-distance-bottom:0;mso-position-horizontal:absolute;mso-position-horizontal-relative:text;mso-position-vertical:absolute;mso-position-vertical-relative:text" from="157.5pt,51.2pt" to="382.5pt,51.2pt" o:gfxdata="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" strokecolor="black [3200]" strokeweight="3pt">
+                <v:shadow on="t" color="black" opacity="22937f" origin=",.5" offset="0,.63889mm"/>
+              </v:line>
+            </w:pict>
+          </mc:Fallback>
+        </mc:AlternateContent>
+      </w:r>
+      <w:r>
+        <w:rPr>
+          <w:rFonts w:hint="cs"/>
+          <w:bCs/>
+          <w:noProof/>
+          <w:sz w:val="36"/>
+          <w:szCs w:val="36"/>
+          <w:lang w:bidi="ar-EG"/>
+        </w:rPr>
+        <w:drawing>
+          <wp:anchor distT="0" distB="0" distL="114300" distR="114300" simplePos="0" relativeHeight="251659264" behindDoc="0" locked="0" layoutInCell="1" allowOverlap="1" wp14:anchorId="51A61D10" wp14:editId="72FFDD1A">
+            <wp:simplePos x="0" y="0"/>
+            <wp:positionH relativeFrom="column">
+              <wp:posOffset>2012315</wp:posOffset>
+            </wp:positionH>
+            <wp:positionV relativeFrom="paragraph">
+              <wp:posOffset>1082040</wp:posOffset>
+            </wp:positionV>
+            <wp:extent cx="2755019" cy="3681711"/>
+            <wp:effectExtent l="0" t="0" r="7620" b="0"/>
+            <wp:wrapNone/>
+            <wp:docPr id="1248111553" name="Picture 2"/>
+            <wp:cNvGraphicFramePr>
+              <a:graphicFrameLocks xmlns:a="http://schemas.openxmlformats.org/drawingml/2006/main" noChangeAspect="1"/>
+            </wp:cNvGraphicFramePr>
+            <a:graphic xmlns:a="http://schemas.openxmlformats.org/drawingml/2006/main">
+              <a:graphicData uri="http://schemas.openxmlformats.org/drawingml/2006/picture">
+                <pic:pic xmlns:pic="http://schemas.openxmlformats.org/drawingml/2006/picture">
+                  <pic:nvPicPr>
+                    <pic:cNvPr id="0" name="Picture 2"/>
+                    <pic:cNvPicPr>
+                      <a:picLocks noChangeAspect="1" noChangeArrowheads="1"/>
+                    </pic:cNvPicPr>
+                  </pic:nvPicPr>
+                  <pic:blipFill rotWithShape="1">
+                    <a:blip r:embed="rId8" cstate="print">
+                      <a:extLst>
+                        <a:ext uri="{28A0092B-C50C-407E-A947-70E740481C1C}">
+                          <a14:useLocalDpi xmlns:a14="http://schemas.microsoft.com/office/drawing/2010/main" val="0"/>
+                        </a:ext>
+                      </a:extLst>
+                    </a:blip>
+                    <a:srcRect l="16566" t="5210" r="16021" b="4702"/>
+                    <a:stretch>
+                      <a:fillRect/>
+                    </a:stretch>
+                  </pic:blipFill>
+                  <pic:spPr bwMode="auto">
+                    <a:xfrm>
+                      <a:off x="0" y="0"/>
+                      <a:ext cx="2755019" cy="3681711"/>
+                    </a:xfrm>
+                    <a:prstGeom prst="rect">
+                      <a:avLst/>
+                    </a:prstGeom>
+                    <a:noFill/>
+                    <a:ln>
+                      <a:noFill/>
+                    </a:ln>
+                    <a:extLst>
+                      <a:ext uri="{53640926-AAD7-44D8-BBD7-CCE9431645EC}">
+                        <a14:shadowObscured xmlns:a14="http://schemas.microsoft.com/office/drawing/2010/main"/>
+                      </a:ext>
+                    </a:extLst>
+                  </pic:spPr>
+                </pic:pic>
+              </a:graphicData>
+            </a:graphic>
+            <wp14:sizeRelH relativeFrom="margin">
+              <wp14:pctWidth>0</wp14:pctWidth>
+            </wp14:sizeRelH>
+            <wp14:sizeRelV relativeFrom="margin">
+              <wp14:pctHeight>0</wp14:pctHeight>
+            </wp14:sizeRelV>
+          </wp:anchor>
+        </w:drawing>
       </w:r>
     </w:p>
     <w:sectPr>
